--- a/buddy 1 stuff/Steps for Buddy 1.docx
+++ b/buddy 1 stuff/Steps for Buddy 1.docx
@@ -3878,17 +3878,589 @@
     </w:p>
     <w:p>
       <w:r>
+        <w:t>5) On 4</w:t>
+      </w:r>
+      <w:r>
+        <w:rPr>
+          <w:vertAlign w:val="superscript"/>
+        </w:rPr>
+        <w:t>th</w:t>
+      </w:r>
+      <w:r>
+        <w:t xml:space="preserve"> command prompt type the following 1 by 1. U will see the results in </w:t>
+      </w:r>
+      <w:proofErr w:type="spellStart"/>
+      <w:r>
+        <w:t>thonny</w:t>
+      </w:r>
+      <w:proofErr w:type="spellEnd"/>
+      <w:r>
+        <w:t xml:space="preserve"> </w:t>
+      </w:r>
+    </w:p>
+    <w:p>
+      <w:pPr>
+        <w:rPr>
+          <w:sz w:val="20"/>
+          <w:szCs w:val="20"/>
+        </w:rPr>
+      </w:pPr>
+      <w:r>
+        <w:rPr>
+          <w:sz w:val="20"/>
+          <w:szCs w:val="20"/>
+        </w:rPr>
+        <w:t>“C:\Program Files\</w:t>
+      </w:r>
+      <w:proofErr w:type="spellStart"/>
+      <w:r>
+        <w:rPr>
+          <w:sz w:val="20"/>
+          <w:szCs w:val="20"/>
+        </w:rPr>
+        <w:t>Mosquitto</w:t>
+      </w:r>
+      <w:proofErr w:type="spellEnd"/>
+      <w:r>
+        <w:rPr>
+          <w:sz w:val="20"/>
+          <w:szCs w:val="20"/>
+        </w:rPr>
+        <w:t>\mosquitto_</w:t>
+      </w:r>
+      <w:r>
+        <w:rPr>
+          <w:sz w:val="20"/>
+          <w:szCs w:val="20"/>
+        </w:rPr>
+        <w:t>pub</w:t>
+      </w:r>
+      <w:r>
+        <w:rPr>
+          <w:sz w:val="20"/>
+          <w:szCs w:val="20"/>
+        </w:rPr>
+        <w:t>.exe" -h 127.0.0.1 -t car/commands -</w:t>
+      </w:r>
+      <w:r>
+        <w:rPr>
+          <w:sz w:val="20"/>
+          <w:szCs w:val="20"/>
+        </w:rPr>
+        <w:t>m</w:t>
+      </w:r>
+      <w:r>
+        <w:rPr>
+          <w:sz w:val="20"/>
+          <w:szCs w:val="20"/>
+        </w:rPr>
+        <w:t xml:space="preserve"> </w:t>
+      </w:r>
+      <w:r>
+        <w:rPr>
+          <w:sz w:val="20"/>
+          <w:szCs w:val="20"/>
+        </w:rPr>
+        <w:t>“start”</w:t>
+      </w:r>
+    </w:p>
+    <w:p>
+      <w:pPr>
+        <w:rPr>
+          <w:sz w:val="20"/>
+          <w:szCs w:val="20"/>
+        </w:rPr>
+      </w:pPr>
+      <w:r>
+        <w:rPr>
+          <w:sz w:val="20"/>
+          <w:szCs w:val="20"/>
+        </w:rPr>
+        <w:t>“C:\Program Files\</w:t>
+      </w:r>
+      <w:proofErr w:type="spellStart"/>
+      <w:r>
+        <w:rPr>
+          <w:sz w:val="20"/>
+          <w:szCs w:val="20"/>
+        </w:rPr>
+        <w:t>Mosquitto</w:t>
+      </w:r>
+      <w:proofErr w:type="spellEnd"/>
+      <w:r>
+        <w:rPr>
+          <w:sz w:val="20"/>
+          <w:szCs w:val="20"/>
+        </w:rPr>
+        <w:t>\mosquitto_</w:t>
+      </w:r>
+      <w:r>
+        <w:rPr>
+          <w:sz w:val="20"/>
+          <w:szCs w:val="20"/>
+        </w:rPr>
+        <w:t>pub</w:t>
+      </w:r>
+      <w:r>
+        <w:rPr>
+          <w:sz w:val="20"/>
+          <w:szCs w:val="20"/>
+        </w:rPr>
+        <w:t>.exe" -h 127.0.0.1 -t car/commands -</w:t>
+      </w:r>
+      <w:r>
+        <w:rPr>
+          <w:sz w:val="20"/>
+          <w:szCs w:val="20"/>
+        </w:rPr>
+        <w:t>m</w:t>
+      </w:r>
+      <w:r>
+        <w:rPr>
+          <w:sz w:val="20"/>
+          <w:szCs w:val="20"/>
+        </w:rPr>
+        <w:t xml:space="preserve"> </w:t>
+      </w:r>
+      <w:r>
+        <w:rPr>
+          <w:sz w:val="20"/>
+          <w:szCs w:val="20"/>
+        </w:rPr>
+        <w:t>“</w:t>
+      </w:r>
+      <w:r>
+        <w:rPr>
+          <w:sz w:val="20"/>
+          <w:szCs w:val="20"/>
+        </w:rPr>
+        <w:t>pause</w:t>
+      </w:r>
+      <w:r>
+        <w:rPr>
+          <w:sz w:val="20"/>
+          <w:szCs w:val="20"/>
+        </w:rPr>
+        <w:t>”</w:t>
+      </w:r>
+    </w:p>
+    <w:p>
+      <w:pPr>
+        <w:rPr>
+          <w:sz w:val="20"/>
+          <w:szCs w:val="20"/>
+        </w:rPr>
+      </w:pPr>
+      <w:r>
+        <w:rPr>
+          <w:sz w:val="20"/>
+          <w:szCs w:val="20"/>
+        </w:rPr>
+        <w:t>“C:\Program Files\</w:t>
+      </w:r>
+      <w:proofErr w:type="spellStart"/>
+      <w:r>
+        <w:rPr>
+          <w:sz w:val="20"/>
+          <w:szCs w:val="20"/>
+        </w:rPr>
+        <w:t>Mosquitto</w:t>
+      </w:r>
+      <w:proofErr w:type="spellEnd"/>
+      <w:r>
+        <w:rPr>
+          <w:sz w:val="20"/>
+          <w:szCs w:val="20"/>
+        </w:rPr>
+        <w:t>\mosquitto_</w:t>
+      </w:r>
+      <w:r>
+        <w:rPr>
+          <w:sz w:val="20"/>
+          <w:szCs w:val="20"/>
+        </w:rPr>
+        <w:t>pub</w:t>
+      </w:r>
+      <w:r>
+        <w:rPr>
+          <w:sz w:val="20"/>
+          <w:szCs w:val="20"/>
+        </w:rPr>
+        <w:t>.exe" -h 127.0.0.1 -t car/commands -</w:t>
+      </w:r>
+      <w:r>
+        <w:rPr>
+          <w:sz w:val="20"/>
+          <w:szCs w:val="20"/>
+        </w:rPr>
+        <w:t>m</w:t>
+      </w:r>
+      <w:r>
+        <w:rPr>
+          <w:sz w:val="20"/>
+          <w:szCs w:val="20"/>
+        </w:rPr>
+        <w:t xml:space="preserve"> </w:t>
+      </w:r>
+      <w:r>
+        <w:rPr>
+          <w:sz w:val="20"/>
+          <w:szCs w:val="20"/>
+        </w:rPr>
+        <w:t>“</w:t>
+      </w:r>
+      <w:r>
+        <w:rPr>
+          <w:sz w:val="20"/>
+          <w:szCs w:val="20"/>
+        </w:rPr>
+        <w:t>resume</w:t>
+      </w:r>
+      <w:r>
+        <w:rPr>
+          <w:sz w:val="20"/>
+          <w:szCs w:val="20"/>
+        </w:rPr>
+        <w:t>”</w:t>
+      </w:r>
+    </w:p>
+    <w:p>
+      <w:pPr>
+        <w:rPr>
+          <w:sz w:val="20"/>
+          <w:szCs w:val="20"/>
+        </w:rPr>
+      </w:pPr>
+      <w:r>
+        <w:rPr>
+          <w:sz w:val="20"/>
+          <w:szCs w:val="20"/>
+        </w:rPr>
+        <w:t>“C:\Program Files\</w:t>
+      </w:r>
+      <w:proofErr w:type="spellStart"/>
+      <w:r>
+        <w:rPr>
+          <w:sz w:val="20"/>
+          <w:szCs w:val="20"/>
+        </w:rPr>
+        <w:t>Mosquitto</w:t>
+      </w:r>
+      <w:proofErr w:type="spellEnd"/>
+      <w:r>
+        <w:rPr>
+          <w:sz w:val="20"/>
+          <w:szCs w:val="20"/>
+        </w:rPr>
+        <w:t>\mosquitto_</w:t>
+      </w:r>
+      <w:r>
+        <w:rPr>
+          <w:sz w:val="20"/>
+          <w:szCs w:val="20"/>
+        </w:rPr>
+        <w:t>pub</w:t>
+      </w:r>
+      <w:r>
+        <w:rPr>
+          <w:sz w:val="20"/>
+          <w:szCs w:val="20"/>
+        </w:rPr>
+        <w:t>.exe" -h 127.0.0.1 -t car/commands -</w:t>
+      </w:r>
+      <w:r>
+        <w:rPr>
+          <w:sz w:val="20"/>
+          <w:szCs w:val="20"/>
+        </w:rPr>
+        <w:t>m</w:t>
+      </w:r>
+      <w:r>
+        <w:rPr>
+          <w:sz w:val="20"/>
+          <w:szCs w:val="20"/>
+        </w:rPr>
+        <w:t xml:space="preserve"> </w:t>
+      </w:r>
+      <w:r>
+        <w:rPr>
+          <w:sz w:val="20"/>
+          <w:szCs w:val="20"/>
+        </w:rPr>
+        <w:t>“</w:t>
+      </w:r>
+      <w:r>
+        <w:rPr>
+          <w:sz w:val="20"/>
+          <w:szCs w:val="20"/>
+        </w:rPr>
+        <w:t>stop</w:t>
+      </w:r>
+      <w:r>
+        <w:rPr>
+          <w:sz w:val="20"/>
+          <w:szCs w:val="20"/>
+        </w:rPr>
+        <w:t>”</w:t>
+      </w:r>
+    </w:p>
+    <w:p>
+      <w:pPr>
+        <w:rPr>
+          <w:sz w:val="20"/>
+          <w:szCs w:val="20"/>
+        </w:rPr>
+      </w:pPr>
+      <w:r>
+        <w:rPr>
+          <w:sz w:val="20"/>
+          <w:szCs w:val="20"/>
+        </w:rPr>
+        <w:t>“C:\Program Files\</w:t>
+      </w:r>
+      <w:proofErr w:type="spellStart"/>
+      <w:r>
+        <w:rPr>
+          <w:sz w:val="20"/>
+          <w:szCs w:val="20"/>
+        </w:rPr>
+        <w:t>Mosquitto</w:t>
+      </w:r>
+      <w:proofErr w:type="spellEnd"/>
+      <w:r>
+        <w:rPr>
+          <w:sz w:val="20"/>
+          <w:szCs w:val="20"/>
+        </w:rPr>
+        <w:t>\mosquitto_</w:t>
+      </w:r>
+      <w:r>
+        <w:rPr>
+          <w:sz w:val="20"/>
+          <w:szCs w:val="20"/>
+        </w:rPr>
+        <w:t>pub</w:t>
+      </w:r>
+      <w:r>
+        <w:rPr>
+          <w:sz w:val="20"/>
+          <w:szCs w:val="20"/>
+        </w:rPr>
+        <w:t>.exe" -h 127.0.0.1 -t car/commands -</w:t>
+      </w:r>
+      <w:r>
+        <w:rPr>
+          <w:sz w:val="20"/>
+          <w:szCs w:val="20"/>
+        </w:rPr>
+        <w:t>m</w:t>
+      </w:r>
+      <w:r>
+        <w:rPr>
+          <w:sz w:val="20"/>
+          <w:szCs w:val="20"/>
+        </w:rPr>
+        <w:t xml:space="preserve"> </w:t>
+      </w:r>
+      <w:r>
+        <w:rPr>
+          <w:sz w:val="20"/>
+          <w:szCs w:val="20"/>
+        </w:rPr>
+        <w:t>“</w:t>
+      </w:r>
+      <w:r>
+        <w:rPr>
+          <w:sz w:val="20"/>
+          <w:szCs w:val="20"/>
+        </w:rPr>
+        <w:t>reset</w:t>
+      </w:r>
+      <w:r>
+        <w:rPr>
+          <w:sz w:val="20"/>
+          <w:szCs w:val="20"/>
+        </w:rPr>
+        <w:t>”</w:t>
+      </w:r>
+    </w:p>
+    <w:p>
+      <w:pPr>
+        <w:rPr>
+          <w:sz w:val="20"/>
+          <w:szCs w:val="20"/>
+        </w:rPr>
+      </w:pPr>
+      <w:r>
+        <w:rPr>
+          <w:sz w:val="20"/>
+          <w:szCs w:val="20"/>
+        </w:rPr>
+        <w:t>“C:\Program Files\</w:t>
+      </w:r>
+      <w:proofErr w:type="spellStart"/>
+      <w:r>
+        <w:rPr>
+          <w:sz w:val="20"/>
+          <w:szCs w:val="20"/>
+        </w:rPr>
+        <w:t>Mosquitto</w:t>
+      </w:r>
+      <w:proofErr w:type="spellEnd"/>
+      <w:r>
+        <w:rPr>
+          <w:sz w:val="20"/>
+          <w:szCs w:val="20"/>
+        </w:rPr>
+        <w:t>\mosquitto_</w:t>
+      </w:r>
+      <w:r>
+        <w:rPr>
+          <w:sz w:val="20"/>
+          <w:szCs w:val="20"/>
+        </w:rPr>
+        <w:t>pub</w:t>
+      </w:r>
+      <w:r>
+        <w:rPr>
+          <w:sz w:val="20"/>
+          <w:szCs w:val="20"/>
+        </w:rPr>
+        <w:t>.exe" -h 127.0.0.1 -t car/commands -</w:t>
+      </w:r>
+      <w:r>
+        <w:rPr>
+          <w:sz w:val="20"/>
+          <w:szCs w:val="20"/>
+        </w:rPr>
+        <w:t>m</w:t>
+      </w:r>
+      <w:r>
+        <w:rPr>
+          <w:sz w:val="20"/>
+          <w:szCs w:val="20"/>
+        </w:rPr>
+        <w:t xml:space="preserve"> </w:t>
+      </w:r>
+      <w:r>
+        <w:rPr>
+          <w:sz w:val="20"/>
+          <w:szCs w:val="20"/>
+        </w:rPr>
+        <w:t>“</w:t>
+      </w:r>
+      <w:proofErr w:type="spellStart"/>
+      <w:r>
+        <w:rPr>
+          <w:sz w:val="20"/>
+          <w:szCs w:val="20"/>
+        </w:rPr>
+        <w:t>emergency_stop</w:t>
+      </w:r>
+      <w:proofErr w:type="spellEnd"/>
+      <w:r>
+        <w:rPr>
+          <w:sz w:val="20"/>
+          <w:szCs w:val="20"/>
+        </w:rPr>
+        <w:t>”</w:t>
+      </w:r>
+    </w:p>
+    <w:p>
+      <w:pPr>
+        <w:rPr>
+          <w:sz w:val="20"/>
+          <w:szCs w:val="20"/>
+        </w:rPr>
+      </w:pPr>
+      <w:r>
+        <w:rPr>
+          <w:sz w:val="20"/>
+          <w:szCs w:val="20"/>
+        </w:rPr>
+        <w:t>“C:\Program Files\</w:t>
+      </w:r>
+      <w:proofErr w:type="spellStart"/>
+      <w:r>
+        <w:rPr>
+          <w:sz w:val="20"/>
+          <w:szCs w:val="20"/>
+        </w:rPr>
+        <w:t>Mosquitto</w:t>
+      </w:r>
+      <w:proofErr w:type="spellEnd"/>
+      <w:r>
+        <w:rPr>
+          <w:sz w:val="20"/>
+          <w:szCs w:val="20"/>
+        </w:rPr>
+        <w:t>\mosquitto_</w:t>
+      </w:r>
+      <w:r>
+        <w:rPr>
+          <w:sz w:val="20"/>
+          <w:szCs w:val="20"/>
+        </w:rPr>
+        <w:t>pub</w:t>
+      </w:r>
+      <w:r>
+        <w:rPr>
+          <w:sz w:val="20"/>
+          <w:szCs w:val="20"/>
+        </w:rPr>
+        <w:t>.exe" -h 127.0.0.1 -t car/commands -</w:t>
+      </w:r>
+      <w:r>
+        <w:rPr>
+          <w:sz w:val="20"/>
+          <w:szCs w:val="20"/>
+        </w:rPr>
+        <w:t>m</w:t>
+      </w:r>
+      <w:r>
+        <w:rPr>
+          <w:sz w:val="20"/>
+          <w:szCs w:val="20"/>
+        </w:rPr>
+        <w:t xml:space="preserve"> “</w:t>
+      </w:r>
+      <w:proofErr w:type="spellStart"/>
+      <w:r>
+        <w:rPr>
+          <w:sz w:val="20"/>
+          <w:szCs w:val="20"/>
+        </w:rPr>
+        <w:t>st</w:t>
+      </w:r>
+      <w:r>
+        <w:rPr>
+          <w:sz w:val="20"/>
+          <w:szCs w:val="20"/>
+        </w:rPr>
+        <w:t>eer_left</w:t>
+      </w:r>
+      <w:proofErr w:type="spellEnd"/>
+      <w:r>
+        <w:rPr>
+          <w:sz w:val="20"/>
+          <w:szCs w:val="20"/>
+        </w:rPr>
+        <w:t>”</w:t>
+      </w:r>
+    </w:p>
+    <w:p>
+      <w:r>
         <w:rPr>
           <w:noProof/>
         </w:rPr>
         <w:drawing>
-          <wp:anchor distT="0" distB="0" distL="114300" distR="114300" simplePos="0" relativeHeight="251658240" behindDoc="1" locked="0" layoutInCell="1" allowOverlap="1" wp14:anchorId="1A0FA965" wp14:editId="001DE207">
+          <wp:anchor distT="0" distB="0" distL="114300" distR="114300" simplePos="0" relativeHeight="251658240" behindDoc="1" locked="0" layoutInCell="1" allowOverlap="1" wp14:anchorId="1A0FA965" wp14:editId="59230C44">
             <wp:simplePos x="0" y="0"/>
             <wp:positionH relativeFrom="margin">
               <wp:align>left</wp:align>
             </wp:positionH>
             <wp:positionV relativeFrom="paragraph">
-              <wp:posOffset>317500</wp:posOffset>
+              <wp:posOffset>56515</wp:posOffset>
             </wp:positionV>
             <wp:extent cx="4201160" cy="1343660"/>
             <wp:effectExtent l="0" t="0" r="8890" b="8890"/>
@@ -3946,28 +4518,6 @@
         </w:drawing>
       </w:r>
       <w:r>
-        <w:t>5) On 4</w:t>
-      </w:r>
-      <w:r>
-        <w:rPr>
-          <w:vertAlign w:val="superscript"/>
-        </w:rPr>
-        <w:t>th</w:t>
-      </w:r>
-      <w:r>
-        <w:t xml:space="preserve"> command prompt type the following 1 by 1. U will see the results in </w:t>
-      </w:r>
-      <w:proofErr w:type="spellStart"/>
-      <w:r>
-        <w:t>thonny</w:t>
-      </w:r>
-      <w:proofErr w:type="spellEnd"/>
-      <w:r>
-        <w:t xml:space="preserve"> </w:t>
-      </w:r>
-    </w:p>
-    <w:p>
-      <w:r>
         <w:rPr>
           <w:noProof/>
         </w:rPr>
@@ -4131,9 +4681,44 @@
           </wp:inline>
         </w:drawing>
       </w:r>
-    </w:p>
-    <w:p/>
-    <w:p/>
+      <w:r>
+        <w:drawing>
+          <wp:inline distT="0" distB="0" distL="0" distR="0" wp14:anchorId="0B9F6B65" wp14:editId="7DE7A787">
+            <wp:extent cx="2644369" cy="472481"/>
+            <wp:effectExtent l="0" t="0" r="3810" b="3810"/>
+            <wp:docPr id="726507876" name="Picture 1"/>
+            <wp:cNvGraphicFramePr>
+              <a:graphicFrameLocks xmlns:a="http://schemas.openxmlformats.org/drawingml/2006/main" noChangeAspect="1"/>
+            </wp:cNvGraphicFramePr>
+            <a:graphic xmlns:a="http://schemas.openxmlformats.org/drawingml/2006/main">
+              <a:graphicData uri="http://schemas.openxmlformats.org/drawingml/2006/picture">
+                <pic:pic xmlns:pic="http://schemas.openxmlformats.org/drawingml/2006/picture">
+                  <pic:nvPicPr>
+                    <pic:cNvPr id="726507876" name=""/>
+                    <pic:cNvPicPr/>
+                  </pic:nvPicPr>
+                  <pic:blipFill>
+                    <a:blip r:embed="rId38"/>
+                    <a:stretch>
+                      <a:fillRect/>
+                    </a:stretch>
+                  </pic:blipFill>
+                  <pic:spPr>
+                    <a:xfrm>
+                      <a:off x="0" y="0"/>
+                      <a:ext cx="2644369" cy="472481"/>
+                    </a:xfrm>
+                    <a:prstGeom prst="rect">
+                      <a:avLst/>
+                    </a:prstGeom>
+                  </pic:spPr>
+                </pic:pic>
+              </a:graphicData>
+            </a:graphic>
+          </wp:inline>
+        </w:drawing>
+      </w:r>
+    </w:p>
     <w:sectPr>
       <w:pgSz w:w="11906" w:h="16838"/>
       <w:pgMar w:top="1440" w:right="1440" w:bottom="1440" w:left="1440" w:header="708" w:footer="708" w:gutter="0"/>
